--- a/Data/Methodology_Revisions.docx
+++ b/Data/Methodology_Revisions.docx
@@ -1704,10 +1704,7 @@
           </w:tcPr>
           <w:p>
             <w:r>
-              <w:rPr>
-                <w:sz w:val="16"/>
-              </w:rPr>
-              <w:t>HPV reinfection</w:t>
+              <w:t>Post-index hr-HPV detection (sensitivity)</w:t>
             </w:r>
           </w:p>
         </w:tc>
@@ -2152,7 +2149,7 @@
               <w:rPr>
                 <w:sz w:val="18"/>
               </w:rPr>
-              <w:t>HPV reinfection: Gardasil 9</w:t>
+              <w:t>post-index hr-HPV detection (sensitivity): Gardasil 9</w:t>
             </w:r>
           </w:p>
         </w:tc>
